--- a/docs/questions/qs-introtoprobability.docx
+++ b/docs/questions/qs-introtoprobability.docx
@@ -52,7 +52,7 @@
         </w:rPr>
         <w:t xml:space="preserve"> </w:t>
       </w:r>
-      <w:hyperlink r:id="rId20">
+      <w:hyperlink r:id="rId9">
         <w:r>
           <w:rPr>
             <w:rStyle w:val="Hyperlink"/>
@@ -70,7 +70,7 @@
         <w:t xml:space="preserve">.</w:t>
       </w:r>
     </w:p>
-    <w:bookmarkStart w:id="21" w:name="q1"/>
+    <w:bookmarkStart w:id="10" w:name="q1"/>
     <w:p>
       <w:pPr>
         <w:pStyle w:val="Heading2"/>
@@ -174,8 +174,8 @@
         <w:t xml:space="preserve">Identify whether the events in Q1.1.(b), Q1.1.(c), and Q1.2. are dependent or independent.</w:t>
       </w:r>
     </w:p>
-    <w:bookmarkEnd w:id="21"/>
-    <w:bookmarkStart w:id="22" w:name="q2"/>
+    <w:bookmarkEnd w:id="10"/>
+    <w:bookmarkStart w:id="11" w:name="q2"/>
     <w:p>
       <w:pPr>
         <w:pStyle w:val="Heading2"/>
@@ -220,35 +220,43 @@
       <m:oMath>
         <m:r>
           <m:rPr>
+            <m:scr m:val="double-struck"/>
             <m:sty m:val="p"/>
-            <m:scr m:val="double-struck"/>
           </m:rPr>
           <m:t>P</m:t>
         </m:r>
-        <m:d>
-          <m:dPr>
-            <m:begChr m:val="("/>
-            <m:sepChr m:val=""/>
-            <m:endChr m:val=")"/>
-            <m:grow/>
-          </m:dPr>
+        <m:r>
+          <m:rPr>
+            <m:sty m:val="p"/>
+          </m:rPr>
+          <m:t>(</m:t>
+        </m:r>
+        <m:sSup>
           <m:e>
             <m:r>
               <m:rPr>
                 <m:nor/>
+                <m:scr m:val="sans-serif"/>
                 <m:sty m:val="p"/>
-                <m:scr m:val="sans-serif"/>
               </m:rPr>
               <m:t>gummy bear</m:t>
             </m:r>
+          </m:e>
+          <m:sup>
             <m:r>
               <m:rPr>
                 <m:sty m:val="p"/>
               </m:rPr>
               <m:t>′</m:t>
             </m:r>
-          </m:e>
-        </m:d>
+          </m:sup>
+        </m:sSup>
+        <m:r>
+          <m:rPr>
+            <m:sty m:val="p"/>
+          </m:rPr>
+          <m:t>)</m:t>
+        </m:r>
       </m:oMath>
       <w:r>
         <w:t xml:space="preserve">.</w:t>
@@ -270,29 +278,31 @@
       <m:oMath>
         <m:r>
           <m:rPr>
+            <m:scr m:val="double-struck"/>
             <m:sty m:val="p"/>
-            <m:scr m:val="double-struck"/>
           </m:rPr>
           <m:t>P</m:t>
         </m:r>
-        <m:d>
-          <m:dPr>
-            <m:begChr m:val="("/>
-            <m:sepChr m:val=""/>
-            <m:endChr m:val=")"/>
-            <m:grow/>
-          </m:dPr>
-          <m:e>
-            <m:r>
-              <m:rPr>
-                <m:nor/>
-                <m:sty m:val="p"/>
-                <m:scr m:val="sans-serif"/>
-              </m:rPr>
-              <m:t>gummy ring,gummy ring</m:t>
-            </m:r>
-          </m:e>
-        </m:d>
+        <m:r>
+          <m:rPr>
+            <m:sty m:val="p"/>
+          </m:rPr>
+          <m:t>(</m:t>
+        </m:r>
+        <m:r>
+          <m:rPr>
+            <m:nor/>
+            <m:scr m:val="sans-serif"/>
+            <m:sty m:val="p"/>
+          </m:rPr>
+          <m:t>gummy ring,gummy ring</m:t>
+        </m:r>
+        <m:r>
+          <m:rPr>
+            <m:sty m:val="p"/>
+          </m:rPr>
+          <m:t>)</m:t>
+        </m:r>
       </m:oMath>
       <w:r>
         <w:t xml:space="preserve">.</w:t>
@@ -314,29 +324,31 @@
       <m:oMath>
         <m:r>
           <m:rPr>
+            <m:scr m:val="double-struck"/>
             <m:sty m:val="p"/>
-            <m:scr m:val="double-struck"/>
           </m:rPr>
           <m:t>P</m:t>
         </m:r>
-        <m:d>
-          <m:dPr>
-            <m:begChr m:val="("/>
-            <m:sepChr m:val=""/>
-            <m:endChr m:val=")"/>
-            <m:grow/>
-          </m:dPr>
-          <m:e>
-            <m:r>
-              <m:rPr>
-                <m:nor/>
-                <m:sty m:val="p"/>
-                <m:scr m:val="sans-serif"/>
-              </m:rPr>
-              <m:t>gummy bear,gummy worm</m:t>
-            </m:r>
-          </m:e>
-        </m:d>
+        <m:r>
+          <m:rPr>
+            <m:sty m:val="p"/>
+          </m:rPr>
+          <m:t>(</m:t>
+        </m:r>
+        <m:r>
+          <m:rPr>
+            <m:nor/>
+            <m:scr m:val="sans-serif"/>
+            <m:sty m:val="p"/>
+          </m:rPr>
+          <m:t>gummy bear,gummy worm</m:t>
+        </m:r>
+        <m:r>
+          <m:rPr>
+            <m:sty m:val="p"/>
+          </m:rPr>
+          <m:t>)</m:t>
+        </m:r>
       </m:oMath>
       <w:r>
         <w:t xml:space="preserve">.</w:t>
@@ -365,36 +377,38 @@
       <m:oMath>
         <m:r>
           <m:rPr>
+            <m:scr m:val="double-struck"/>
             <m:sty m:val="p"/>
-            <m:scr m:val="double-struck"/>
           </m:rPr>
           <m:t>P</m:t>
         </m:r>
-        <m:d>
-          <m:dPr>
-            <m:begChr m:val="("/>
-            <m:sepChr m:val=""/>
-            <m:endChr m:val=")"/>
-            <m:grow/>
-          </m:dPr>
-          <m:e>
-            <m:r>
-              <m:rPr>
-                <m:nor/>
-                <m:sty m:val="p"/>
-                <m:scr m:val="sans-serif"/>
-              </m:rPr>
-              <m:t>cola,strawberry</m:t>
-            </m:r>
-          </m:e>
-        </m:d>
+        <m:r>
+          <m:rPr>
+            <m:sty m:val="p"/>
+          </m:rPr>
+          <m:t>(</m:t>
+        </m:r>
+        <m:r>
+          <m:rPr>
+            <m:nor/>
+            <m:scr m:val="sans-serif"/>
+            <m:sty m:val="p"/>
+          </m:rPr>
+          <m:t>cola,strawberry</m:t>
+        </m:r>
+        <m:r>
+          <m:rPr>
+            <m:sty m:val="p"/>
+          </m:rPr>
+          <m:t>)</m:t>
+        </m:r>
       </m:oMath>
       <w:r>
         <w:t xml:space="preserve">.</w:t>
       </w:r>
     </w:p>
-    <w:bookmarkEnd w:id="22"/>
-    <w:bookmarkStart w:id="23" w:name="q3"/>
+    <w:bookmarkEnd w:id="11"/>
+    <w:bookmarkStart w:id="12" w:name="q3"/>
     <w:p>
       <w:pPr>
         <w:pStyle w:val="Heading2"/>
@@ -483,8 +497,8 @@
         <w:t xml:space="preserve">How can the law of large numbers be applied to this spinner?</w:t>
       </w:r>
     </w:p>
-    <w:bookmarkEnd w:id="23"/>
-    <w:bookmarkStart w:id="26" w:name="q4"/>
+    <w:bookmarkEnd w:id="12"/>
+    <w:bookmarkStart w:id="15" w:name="q4"/>
     <w:p>
       <w:pPr>
         <w:pStyle w:val="Heading2"/>
@@ -583,7 +597,7 @@
       <w:r>
         <w:t xml:space="preserve"> </w:t>
       </w:r>
-      <w:hyperlink r:id="rId24">
+      <w:hyperlink r:id="rId13">
         <w:r>
           <w:rPr>
             <w:rStyle w:val="Hyperlink"/>
@@ -623,7 +637,7 @@
       <w:pPr>
         <w:pStyle w:val="FirstParagraph"/>
       </w:pPr>
-      <w:hyperlink r:id="rId25">
+      <w:hyperlink r:id="rId14">
         <w:r>
           <w:rPr>
             <w:rStyle w:val="Hyperlink"/>
@@ -639,8 +653,8 @@
         </w:pict>
       </w:r>
     </w:p>
-    <w:bookmarkEnd w:id="26"/>
-    <w:bookmarkStart w:id="28" w:name="version-history-and-licensing"/>
+    <w:bookmarkEnd w:id="15"/>
+    <w:bookmarkStart w:id="17" w:name="version-history-and-licensing"/>
     <w:p>
       <w:pPr>
         <w:pStyle w:val="Heading2"/>
@@ -661,7 +675,7 @@
       <w:pPr>
         <w:pStyle w:val="BodyText"/>
       </w:pPr>
-      <w:hyperlink r:id="rId27">
+      <w:hyperlink r:id="rId16">
         <w:r>
           <w:rPr>
             <w:rStyle w:val="Hyperlink"/>
@@ -670,7 +684,7 @@
         </w:r>
       </w:hyperlink>
     </w:p>
-    <w:bookmarkEnd w:id="28"/>
+    <w:bookmarkEnd w:id="17"/>
     <w:sectPr>
       <w:pgSz w:h="15840" w:w="12240"/>
       <w:pgMar w:bottom="1440" w:footer="720" w:gutter="0" w:header="720" w:left="1440" w:right="1440" w:top="1440"/>
